--- a/Documentacion/Documentacion.docx
+++ b/Documentacion/Documentacion.docx
@@ -149,15 +149,43 @@
         <w:rPr>
           <w:lang w:val="es-MX"/>
         </w:rPr>
-        <w:t xml:space="preserve"> de la pri</w:t>
-      </w:r>
+        <w:t xml:space="preserve"> de la primera versión de la base de datos</w:t>
+      </w:r>
+    </w:p>
+    <w:p>
+      <w:pPr>
+        <w:rPr>
+          <w:lang w:val="es-MX"/>
+        </w:rPr>
+      </w:pPr>
+      <w:proofErr w:type="spellStart"/>
+      <w:r>
+        <w:rPr>
+          <w:lang w:val="es-MX"/>
+        </w:rPr>
+        <w:t>Creacion</w:t>
+      </w:r>
+      <w:proofErr w:type="spellEnd"/>
+      <w:r>
+        <w:rPr>
+          <w:lang w:val="es-MX"/>
+        </w:rPr>
+        <w:t xml:space="preserve"> del repositorio</w:t>
+      </w:r>
+    </w:p>
+    <w:p>
+      <w:pPr>
+        <w:rPr>
+          <w:lang w:val="es-MX"/>
+        </w:rPr>
+      </w:pPr>
       <w:bookmarkStart w:id="0" w:name="_GoBack"/>
       <w:bookmarkEnd w:id="0"/>
       <w:r>
         <w:rPr>
           <w:lang w:val="es-MX"/>
         </w:rPr>
-        <w:t>mera versión de la base de datos</w:t>
+        <w:t>01/09</w:t>
       </w:r>
     </w:p>
     <w:p>
@@ -166,19 +194,53 @@
           <w:lang w:val="es-MX"/>
         </w:rPr>
       </w:pPr>
-      <w:proofErr w:type="spellStart"/>
-      <w:r>
-        <w:rPr>
-          <w:lang w:val="es-MX"/>
-        </w:rPr>
-        <w:t>Creacion</w:t>
-      </w:r>
-      <w:proofErr w:type="spellEnd"/>
-      <w:r>
-        <w:rPr>
-          <w:lang w:val="es-MX"/>
-        </w:rPr>
-        <w:t xml:space="preserve"> del repositorio</w:t>
+      <w:r>
+        <w:rPr>
+          <w:lang w:val="es-MX"/>
+        </w:rPr>
+        <w:t xml:space="preserve">Se crearon los primeros archivos de </w:t>
+      </w:r>
+      <w:proofErr w:type="spellStart"/>
+      <w:r>
+        <w:rPr>
+          <w:lang w:val="es-MX"/>
+        </w:rPr>
+        <w:t>Models</w:t>
+      </w:r>
+      <w:proofErr w:type="spellEnd"/>
+      <w:r>
+        <w:rPr>
+          <w:lang w:val="es-MX"/>
+        </w:rPr>
+        <w:t xml:space="preserve">, </w:t>
+      </w:r>
+      <w:proofErr w:type="spellStart"/>
+      <w:r>
+        <w:rPr>
+          <w:lang w:val="es-MX"/>
+        </w:rPr>
+        <w:t>session</w:t>
+      </w:r>
+      <w:proofErr w:type="spellEnd"/>
+      <w:r>
+        <w:rPr>
+          <w:lang w:val="es-MX"/>
+        </w:rPr>
+        <w:t>(</w:t>
+      </w:r>
+      <w:proofErr w:type="spellStart"/>
+      <w:r>
+        <w:rPr>
+          <w:lang w:val="es-MX"/>
+        </w:rPr>
+        <w:t>novelino</w:t>
+      </w:r>
+      <w:proofErr w:type="spellEnd"/>
+      <w:r>
+        <w:rPr>
+          <w:lang w:val="es-MX"/>
+        </w:rPr>
+        <w:t>)</w:t>
       </w:r>
     </w:p>
     <w:p>
@@ -187,6 +249,151 @@
           <w:lang w:val="es-MX"/>
         </w:rPr>
       </w:pPr>
+      <w:r>
+        <w:rPr>
+          <w:lang w:val="es-MX"/>
+        </w:rPr>
+        <w:t xml:space="preserve">Creación de Procedures principales y obtención de los datos desde </w:t>
+      </w:r>
+      <w:proofErr w:type="spellStart"/>
+      <w:r>
+        <w:rPr>
+          <w:lang w:val="es-MX"/>
+        </w:rPr>
+        <w:t>models</w:t>
+      </w:r>
+      <w:proofErr w:type="spellEnd"/>
+      <w:r>
+        <w:rPr>
+          <w:lang w:val="es-MX"/>
+        </w:rPr>
+        <w:t xml:space="preserve"> (Burger)</w:t>
+      </w:r>
+    </w:p>
+    <w:p>
+      <w:pPr>
+        <w:rPr>
+          <w:lang w:val="es-MX"/>
+        </w:rPr>
+      </w:pPr>
+      <w:proofErr w:type="spellStart"/>
+      <w:r>
+        <w:rPr>
+          <w:lang w:val="es-MX"/>
+        </w:rPr>
+        <w:t>Creacion</w:t>
+      </w:r>
+      <w:proofErr w:type="spellEnd"/>
+      <w:r>
+        <w:rPr>
+          <w:lang w:val="es-MX"/>
+        </w:rPr>
+        <w:t xml:space="preserve"> completa del menú principal/</w:t>
+      </w:r>
+      <w:proofErr w:type="spellStart"/>
+      <w:r>
+        <w:rPr>
+          <w:lang w:val="es-MX"/>
+        </w:rPr>
+        <w:t>index</w:t>
+      </w:r>
+      <w:proofErr w:type="spellEnd"/>
+      <w:r>
+        <w:rPr>
+          <w:lang w:val="es-MX"/>
+        </w:rPr>
+        <w:t xml:space="preserve"> (</w:t>
+      </w:r>
+      <w:proofErr w:type="spellStart"/>
+      <w:r>
+        <w:rPr>
+          <w:lang w:val="es-MX"/>
+        </w:rPr>
+        <w:t>diaz</w:t>
+      </w:r>
+      <w:proofErr w:type="spellEnd"/>
+      <w:r>
+        <w:rPr>
+          <w:lang w:val="es-MX"/>
+        </w:rPr>
+        <w:t>)</w:t>
+      </w:r>
+    </w:p>
+    <w:p>
+      <w:pPr>
+        <w:rPr>
+          <w:lang w:val="es-MX"/>
+        </w:rPr>
+      </w:pPr>
+      <w:r>
+        <w:rPr>
+          <w:lang w:val="es-MX"/>
+        </w:rPr>
+        <w:t xml:space="preserve">Estructura del diseño de </w:t>
+      </w:r>
+      <w:proofErr w:type="spellStart"/>
+      <w:r>
+        <w:rPr>
+          <w:lang w:val="es-MX"/>
+        </w:rPr>
+        <w:t>login</w:t>
+      </w:r>
+      <w:proofErr w:type="spellEnd"/>
+      <w:r>
+        <w:rPr>
+          <w:lang w:val="es-MX"/>
+        </w:rPr>
+        <w:t xml:space="preserve"> y </w:t>
+      </w:r>
+      <w:proofErr w:type="spellStart"/>
+      <w:r>
+        <w:rPr>
+          <w:lang w:val="es-MX"/>
+        </w:rPr>
+        <w:t>signup</w:t>
+      </w:r>
+      <w:proofErr w:type="spellEnd"/>
+    </w:p>
+    <w:p>
+      <w:pPr>
+        <w:rPr>
+          <w:lang w:val="es-MX"/>
+        </w:rPr>
+      </w:pPr>
+      <w:r>
+        <w:rPr>
+          <w:lang w:val="es-MX"/>
+        </w:rPr>
+        <w:t xml:space="preserve">estructura del </w:t>
+      </w:r>
+      <w:proofErr w:type="spellStart"/>
+      <w:r>
+        <w:rPr>
+          <w:lang w:val="es-MX"/>
+        </w:rPr>
+        <w:t>dashboard</w:t>
+      </w:r>
+      <w:proofErr w:type="spellEnd"/>
+      <w:r>
+        <w:rPr>
+          <w:lang w:val="es-MX"/>
+        </w:rPr>
+        <w:t xml:space="preserve"> del </w:t>
+      </w:r>
+      <w:proofErr w:type="spellStart"/>
+      <w:r>
+        <w:rPr>
+          <w:lang w:val="es-MX"/>
+        </w:rPr>
+        <w:t>admin</w:t>
+      </w:r>
+      <w:proofErr w:type="spellEnd"/>
+      <w:r>
+        <w:rPr>
+          <w:lang w:val="es-MX"/>
+        </w:rPr>
+        <w:t xml:space="preserve"> (blanco)</w:t>
+      </w:r>
     </w:p>
     <w:sectPr>
       <w:pgSz w:w="12240" w:h="15840"/>
